--- a/binder_source_ordered/309_S3_3.9_Governance_Adoption_Operational_Maturity_Progression_and_Implementation_Roadmap.docx
+++ b/binder_source_ordered/309_S3_3.9_Governance_Adoption_Operational_Maturity_Progression_and_Implementation_Roadmap.docx
@@ -67,7 +67,7 @@
           <w:color w:val="1F2937"/>
           <w:sz w:val="21"/>
         </w:rPr>
-        <w:t>Governance maturity develops when institutional practices become explainable, repeatable, evidence-linked, and proportionate to consequence. Adoption therefore begins with the capabilities that make governance real: ownership, scope clarity, decision authority, evidence linkage, review triggers, escalation routing, and document stewardship. Later maturity expands these capabilities into integrated monitoring, assurance calibration, dependency visibility, incident reconstruction, and long-horizon adaptation.</w:t>
+        <w:t>Governance maturity develops when institutional practices become explainable, repeatable, evidence-linked, and proportionate to consequence. Adoption therefore begins with the capabilities that make governance real: ownership, scope clarity, decision authority, evidence linkage, review triggers, escalation routing, and document stewardship. Later maturity expands these capabilities into integrated monitoring, confidence calibration, dependency visibility, incident reconstruction, and long-horizon adaptation.</w:t>
       </w:r>
     </w:p>
     <w:p>
@@ -80,7 +80,7 @@
           <w:color w:val="1F2937"/>
           <w:sz w:val="21"/>
         </w:rPr>
-        <w:t>The adoption philosophy is pragmatic. An organization may operate legitimately at an early maturity stage when limitations are visible and responsibilities are controlled. Fragility emerges when partial adoption is represented as mature governance, when implementation status is unclear, or when documentation volume is mistaken for institutional readiness. Bounded maturity is stronger than inflated maturity because it allows leadership, operators, reviewers, customers, and assurance audiences to understand what governance can and cannot support.</w:t>
+        <w:t>The adoption philosophy is pragmatic. An organization may operate legitimately at an early maturity stage when limitations are visible and responsibilities are controlled. Fragility emerges when partial adoption is represented as mature governance, when implementation status is unclear, or when documentation volume is mistaken for institutional readiness. Bounded maturity is stronger than inflated maturity because it allows leadership, operators, reviewers, customers, and confidence audiences to understand what governance can and cannot support.</w:t>
       </w:r>
     </w:p>
     <w:p>
@@ -575,7 +575,7 @@
                 <w:color w:val="1F2937"/>
                 <w:sz w:val="17"/>
               </w:rPr>
-              <w:t>Coordinate safeguards, monitoring, training, verification, incidents, and records.</w:t>
+              <w:t>Coordinate safeguards, monitoring, training, evidence review, incidents, and records.</w:t>
             </w:r>
           </w:p>
         </w:tc>
@@ -706,7 +706,7 @@
                 <w:color w:val="1F2937"/>
                 <w:sz w:val="17"/>
               </w:rPr>
-              <w:t>Maintain governance through change, turnover, AI expansion, vendor shifts, and assurance reliance.</w:t>
+              <w:t>Maintain governance through change, turnover, AI expansion, vendor shifts, and confidence reliance.</w:t>
             </w:r>
           </w:p>
         </w:tc>
@@ -1412,7 +1412,7 @@
                 <w:color w:val="1F2937"/>
                 <w:sz w:val="17"/>
               </w:rPr>
-              <w:t>Assurance posture</w:t>
+              <w:t>Confidence posture</w:t>
             </w:r>
           </w:p>
         </w:tc>
@@ -1554,7 +1554,7 @@
           <w:color w:val="1F2937"/>
           <w:sz w:val="21"/>
         </w:rPr>
-        <w:t>Foundational capability should be concentrated where governance failure would be most consequential. High-reliance workflows, restricted information handling, AI-assisted decision support, externally represented assurance, governance-critical vendors, and incident-prone operations should receive earlier structure than low-consequence internal references. This sequencing preserves proportionality and prevents implementation energy from being consumed by artifacts that create little institutional consequence.</w:t>
+        <w:t>Foundational capability should be concentrated where governance failure would be most consequential. High-reliance workflows, restricted information handling, AI-assisted decision support, externally represented confidence, governance-critical vendors, and incident-prone operations should receive earlier structure than low-consequence internal references. This sequencing preserves proportionality and prevents implementation energy from being consumed by artifacts that create little institutional consequence.</w:t>
       </w:r>
     </w:p>
     <w:p>
@@ -1949,7 +1949,7 @@
                 <w:color w:val="1F2937"/>
                 <w:sz w:val="17"/>
               </w:rPr>
-              <w:t>Scope clarity prevents false assurance during partial adoption.</w:t>
+              <w:t>Scope clarity prevents false confidence during partial adoption.</w:t>
             </w:r>
           </w:p>
         </w:tc>
@@ -2850,7 +2850,7 @@
                 <w:color w:val="1F2937"/>
                 <w:sz w:val="17"/>
               </w:rPr>
-              <w:t>Governance is used during incidents, change, review, and assurance decisions.</w:t>
+              <w:t>Governance is used during incidents, change, review, and confidence decisions.</w:t>
             </w:r>
           </w:p>
         </w:tc>
@@ -3149,7 +3149,7 @@
                 <w:color w:val="1F2937"/>
                 <w:sz w:val="17"/>
               </w:rPr>
-              <w:t>Assurance calibration</w:t>
+              <w:t>Confidence calibration</w:t>
             </w:r>
           </w:p>
         </w:tc>
@@ -3181,7 +3181,7 @@
                 <w:color w:val="1F2937"/>
                 <w:sz w:val="17"/>
               </w:rPr>
-              <w:t>Assurance language is drafted cautiously.</w:t>
+              <w:t>Confidence language is drafted cautiously.</w:t>
             </w:r>
           </w:p>
         </w:tc>
@@ -3281,7 +3281,7 @@
           <w:color w:val="1F2937"/>
           <w:sz w:val="21"/>
         </w:rPr>
-        <w:t>Operational sequencing converts doctrine into a practical path. The sequence should begin with areas where lack of governance creates immediate ambiguity, institutional reliance, or evidence weakness. It should then expand to supporting records, training, review cadence, monitoring, vendor classification, assurance maintenance, and optional modules. The sequence should be revisited when operations change rather than treated as a fixed project plan.</w:t>
+        <w:t>Operational sequencing converts doctrine into a practical path. The sequence should begin with areas where lack of governance creates immediate ambiguity, institutional reliance, or evidence weakness. It should then expand to supporting records, training, review cadence, monitoring, vendor classification, confidence maintenance, and optional modules. The sequence should be revisited when operations change rather than treated as a fixed project plan.</w:t>
       </w:r>
     </w:p>
     <w:p>
@@ -3294,7 +3294,7 @@
           <w:color w:val="1F2937"/>
           <w:sz w:val="21"/>
         </w:rPr>
-        <w:t>Proportionality protects implementation from overengineering. A low-consequence internal reference may require ownership and review discipline without intensive evidence packages. A high-consequence AI-assisted decision workflow may require stronger segmentation, human review, evidence preservation, escalation triggers, and assurance boundaries. Governance adoption matures by matching intensity to consequence rather than applying one uniform burden everywhere.</w:t>
+        <w:t>Proportionality protects implementation from overengineering. A low-consequence internal reference may require ownership and review discipline without intensive evidence packages. A high-consequence AI-assisted decision workflow may require stronger segmentation, human review, evidence preservation, escalation triggers, and confidence boundaries. Governance adoption matures by matching intensity to consequence rather than applying one uniform burden everywhere.</w:t>
       </w:r>
     </w:p>
     <w:p>
@@ -4019,7 +4019,7 @@
                 <w:color w:val="1F2937"/>
                 <w:sz w:val="17"/>
               </w:rPr>
-              <w:t>Assurance and external reliance</w:t>
+              <w:t>Confidence and external reliance</w:t>
             </w:r>
           </w:p>
         </w:tc>
@@ -4420,7 +4420,7 @@
                 <w:color w:val="1F2937"/>
                 <w:sz w:val="17"/>
               </w:rPr>
-              <w:t>Customers or partners infer unsupported assurance.</w:t>
+              <w:t>Customers or partners infer unsupported confidence.</w:t>
             </w:r>
           </w:p>
         </w:tc>
@@ -4980,7 +4980,7 @@
           <w:color w:val="1F2937"/>
           <w:sz w:val="21"/>
         </w:rPr>
-        <w:t>AI-assisted operations can compress the time between experimentation and institutional dependency. Drafting, summarization, routing, queue prioritization, decision support, vendor analysis, incident narrative creation, and assurance language can all become AI-influenced before governance artifacts are updated. The adoption roadmap should therefore include explicit checkpoints for AI-assisted workflow expansion, even when the underlying governance program is still developing.</w:t>
+        <w:t>AI-assisted operations can compress the time between experimentation and institutional dependency. Drafting, summarization, routing, queue prioritization, decision support, vendor analysis, incident narrative creation, and confidence language can all become AI-influenced before governance artifacts are updated. The adoption roadmap should therefore include explicit checkpoints for AI-assisted workflow expansion, even when the underlying governance program is still developing.</w:t>
       </w:r>
     </w:p>
     <w:p>
@@ -5488,7 +5488,7 @@
                 <w:color w:val="1F2937"/>
                 <w:sz w:val="17"/>
               </w:rPr>
-              <w:t>Provider features begin shaping analysis, assurance, or decisions.</w:t>
+              <w:t>Provider features begin shaping analysis, confidence, or decisions.</w:t>
             </w:r>
           </w:p>
         </w:tc>
@@ -8186,7 +8186,7 @@
                 <w:color w:val="1F2937"/>
                 <w:sz w:val="17"/>
               </w:rPr>
-              <w:t>Reviews produce decisions, changes, retirement, escalation, or qualified assurance.</w:t>
+              <w:t>Reviews produce decisions, changes, retirement, escalation, or qualified confidence.</w:t>
             </w:r>
           </w:p>
         </w:tc>
@@ -8491,7 +8491,7 @@
                 <w:color w:val="1F2937"/>
                 <w:sz w:val="17"/>
               </w:rPr>
-              <w:t>Assurance boundary, evidence support, audience, and refresh duty.</w:t>
+              <w:t>Confidence boundary, evidence support, audience, and refresh duty.</w:t>
             </w:r>
           </w:p>
         </w:tc>
@@ -9361,7 +9361,7 @@
                 <w:color w:val="1F2937"/>
                 <w:sz w:val="17"/>
               </w:rPr>
-              <w:t>Add controls, records, training, monitoring, and assurance in coordinated layers.</w:t>
+              <w:t>Add controls, records, training, monitoring, and confidence in coordinated layers.</w:t>
             </w:r>
           </w:p>
         </w:tc>
@@ -10188,7 +10188,7 @@
                 <w:color w:val="1F2937"/>
                 <w:sz w:val="17"/>
               </w:rPr>
-              <w:t>High-consequence workflows, AI use, vendors, evidence needs, and assurance linkage.</w:t>
+              <w:t>High-consequence workflows, AI use, vendors, evidence needs, and confidence linkage.</w:t>
             </w:r>
           </w:p>
         </w:tc>
@@ -10581,7 +10581,7 @@
                 <w:color w:val="1F2937"/>
                 <w:sz w:val="17"/>
               </w:rPr>
-              <w:t>Scheduled reviews plus incident, vendor, AI, turnover, and assurance triggers.</w:t>
+              <w:t>Scheduled reviews plus incident, vendor, AI, turnover, and confidence triggers.</w:t>
             </w:r>
           </w:p>
         </w:tc>
@@ -10886,7 +10886,7 @@
                 <w:color w:val="1F2937"/>
                 <w:sz w:val="17"/>
               </w:rPr>
-              <w:t>Controls, evidence, training, assurance, and artifacts reference the same workflow reality.</w:t>
+              <w:t>Controls, evidence, training, confidence, and artifacts reference the same workflow reality.</w:t>
             </w:r>
           </w:p>
         </w:tc>
@@ -11341,7 +11341,7 @@
                 <w:color w:val="1F2937"/>
                 <w:sz w:val="17"/>
               </w:rPr>
-              <w:t>Improve evidence linkage before broader assurance.</w:t>
+              <w:t>Improve evidence linkage before broader confidence.</w:t>
             </w:r>
           </w:p>
         </w:tc>
@@ -11564,7 +11564,7 @@
           <w:color w:val="1F2937"/>
           <w:sz w:val="21"/>
         </w:rPr>
-        <w:t>Implementation sequencing shall prioritize survivability over performative completeness. High-consequence workflows, externally relied-upon representations, AI-assisted decision or documentation processes, governance-critical vendors, restricted information handling, incident-prone workflows, and evidence-dependent assurance statements shall receive earlier governance structure than low-consequence administrative materials. Expansion shall be paced according to owner capacity, evidence quality, review authority, and operational usability.</w:t>
+        <w:t>Implementation sequencing shall prioritize survivability over performative completeness. High-consequence workflows, externally relied-upon representations, AI-assisted decision or documentation processes, governance-critical vendors, restricted information handling, incident-prone workflows, and evidence-dependent confidence statements shall receive earlier governance structure than low-consequence administrative materials. Expansion shall be paced according to owner capacity, evidence quality, review authority, and operational usability.</w:t>
       </w:r>
     </w:p>
     <w:p>
@@ -11577,7 +11577,7 @@
           <w:color w:val="1F2937"/>
           <w:sz w:val="21"/>
         </w:rPr>
-        <w:t>Governance maturity shall be reassessed when operations change. Workflow migration, AI capability expansion, vendor dependency growth, turnover, incident response, evidence degradation, assurance expansion, customer reliance, or recurring exceptions shall trigger roadmap review. Adoption records shall remain current enough to explain what governance is active, what remains provisional, what has been superseded, and what limitations apply.</w:t>
+        <w:t>Governance maturity shall be reassessed when operations change. Workflow migration, AI capability expansion, vendor dependency growth, turnover, incident response, evidence degradation, confidence expansion, customer reliance, or recurring exceptions shall trigger roadmap review. Adoption records shall remain current enough to explain what governance is active, what remains provisional, what has been superseded, and what limitations apply.</w:t>
       </w:r>
     </w:p>
     <w:p>
@@ -11590,7 +11590,7 @@
           <w:color w:val="1F2937"/>
           <w:sz w:val="21"/>
         </w:rPr>
-        <w:t>The final operating principle for Section III is sustainable operationalization. Governance becomes institutionally mature when it can be used, explained, challenged, maintained, and adapted without losing accountability, evidence sufficiency, operational coherence, or bounded assurance. The roadmap therefore closes the implementation doctrine by treating maturity not as a completed document set, but as the durable institutional ability to govern real operations over time.</w:t>
+        <w:t>The final operating principle for Section III is sustainable operationalization. Governance becomes institutionally mature when it can be used, explained, challenged, maintained, and adapted without losing accountability, evidence sufficiency, operational coherence, or bounded confidence. The roadmap therefore closes the implementation doctrine by treating maturity not as a completed document set, but as the durable institutional ability to govern real operations over time.</w:t>
       </w:r>
     </w:p>
     <w:sectPr>
